--- a/Rapport D'analyse des données de VIH 1990-2025.docx
+++ b/Rapport D'analyse des données de VIH 1990-2025.docx
@@ -1,10 +1,11 @@
 
 <file path=word/document.xml><?xml version="1.0" encoding="utf-8"?>
-<w:document xmlns:wpc="http://schemas.microsoft.com/office/word/2010/wordprocessingCanvas" xmlns:cx="http://schemas.microsoft.com/office/drawing/2014/chartex" xmlns:cx1="http://schemas.microsoft.com/office/drawing/2015/9/8/chartex" xmlns:cx2="http://schemas.microsoft.com/office/drawing/2015/10/21/chartex" xmlns:cx3="http://schemas.microsoft.com/office/drawing/2016/5/9/chartex" xmlns:cx4="http://schemas.microsoft.com/office/drawing/2016/5/10/chartex" xmlns:cx5="http://schemas.microsoft.com/office/drawing/2016/5/11/chartex" xmlns:cx6="http://schemas.microsoft.com/office/drawing/2016/5/12/chartex" xmlns:cx7="http://schemas.microsoft.com/office/drawing/2016/5/13/chartex" xmlns:cx8="http://schemas.microsoft.com/office/drawing/2016/5/14/chartex" xmlns:mc="http://schemas.openxmlformats.org/markup-compatibility/2006" xmlns:aink="http://schemas.microsoft.com/office/drawing/2016/ink" xmlns:am3d="http://schemas.microsoft.com/office/drawing/2017/model3d" xmlns:o="urn:schemas-microsoft-com:office:office" xmlns:r="http://schemas.openxmlformats.org/officeDocument/2006/relationships" xmlns:m="http://schemas.openxmlformats.org/officeDocument/2006/math" xmlns:v="urn:schemas-microsoft-com:vml" xmlns:wp14="http://schemas.microsoft.com/office/word/2010/wordprocessingDrawing" xmlns:wp="http://schemas.openxmlformats.org/drawingml/2006/wordprocessingDrawing" xmlns:w10="urn:schemas-microsoft-com:office:word" xmlns:w="http://schemas.openxmlformats.org/wordprocessingml/2006/main" xmlns:w14="http://schemas.microsoft.com/office/word/2010/wordml" xmlns:w15="http://schemas.microsoft.com/office/word/2012/wordml" xmlns:w16cex="http://schemas.microsoft.com/office/word/2018/wordml/cex" xmlns:w16cid="http://schemas.microsoft.com/office/word/2016/wordml/cid" xmlns:w16="http://schemas.microsoft.com/office/word/2018/wordml" xmlns:w16sdtdh="http://schemas.microsoft.com/office/word/2020/wordml/sdtdatahash" xmlns:w16se="http://schemas.microsoft.com/office/word/2015/wordml/symex" xmlns:wpg="http://schemas.microsoft.com/office/word/2010/wordprocessingGroup" xmlns:wpi="http://schemas.microsoft.com/office/word/2010/wordprocessingInk" xmlns:wne="http://schemas.microsoft.com/office/word/2006/wordml" xmlns:wps="http://schemas.microsoft.com/office/word/2010/wordprocessingShape" mc:Ignorable="w14 w15 w16se w16cid w16 w16cex w16sdtdh wp14">
+<w:document xmlns:wpc="http://schemas.microsoft.com/office/word/2010/wordprocessingCanvas" xmlns:cx="http://schemas.microsoft.com/office/drawing/2014/chartex" xmlns:cx1="http://schemas.microsoft.com/office/drawing/2015/9/8/chartex" xmlns:cx2="http://schemas.microsoft.com/office/drawing/2015/10/21/chartex" xmlns:cx3="http://schemas.microsoft.com/office/drawing/2016/5/9/chartex" xmlns:cx4="http://schemas.microsoft.com/office/drawing/2016/5/10/chartex" xmlns:cx5="http://schemas.microsoft.com/office/drawing/2016/5/11/chartex" xmlns:cx6="http://schemas.microsoft.com/office/drawing/2016/5/12/chartex" xmlns:cx7="http://schemas.microsoft.com/office/drawing/2016/5/13/chartex" xmlns:cx8="http://schemas.microsoft.com/office/drawing/2016/5/14/chartex" xmlns:mc="http://schemas.openxmlformats.org/markup-compatibility/2006" xmlns:aink="http://schemas.microsoft.com/office/drawing/2016/ink" xmlns:am3d="http://schemas.microsoft.com/office/drawing/2017/model3d" xmlns:o="urn:schemas-microsoft-com:office:office" xmlns:oel="http://schemas.microsoft.com/office/2019/extlst" xmlns:r="http://schemas.openxmlformats.org/officeDocument/2006/relationships" xmlns:m="http://schemas.openxmlformats.org/officeDocument/2006/math" xmlns:v="urn:schemas-microsoft-com:vml" xmlns:wp14="http://schemas.microsoft.com/office/word/2010/wordprocessingDrawing" xmlns:wp="http://schemas.openxmlformats.org/drawingml/2006/wordprocessingDrawing" xmlns:w10="urn:schemas-microsoft-com:office:word" xmlns:w="http://schemas.openxmlformats.org/wordprocessingml/2006/main" xmlns:w14="http://schemas.microsoft.com/office/word/2010/wordml" xmlns:w15="http://schemas.microsoft.com/office/word/2012/wordml" xmlns:w16cex="http://schemas.microsoft.com/office/word/2018/wordml/cex" xmlns:w16cid="http://schemas.microsoft.com/office/word/2016/wordml/cid" xmlns:w16="http://schemas.microsoft.com/office/word/2018/wordml" xmlns:w16du="http://schemas.microsoft.com/office/word/2023/wordml/word16du" xmlns:w16sdtdh="http://schemas.microsoft.com/office/word/2020/wordml/sdtdatahash" xmlns:w16sdtfl="http://schemas.microsoft.com/office/word/2024/wordml/sdtformatlock" xmlns:w16se="http://schemas.microsoft.com/office/word/2015/wordml/symex" xmlns:wpg="http://schemas.microsoft.com/office/word/2010/wordprocessingGroup" xmlns:wpi="http://schemas.microsoft.com/office/word/2010/wordprocessingInk" xmlns:wne="http://schemas.microsoft.com/office/word/2006/wordml" xmlns:wps="http://schemas.microsoft.com/office/word/2010/wordprocessingShape" mc:Ignorable="w14 w15 w16se w16cid w16 w16cex w16sdtdh w16sdtfl w16du wp14">
   <w:body>
     <w:p>
       <w:pPr>
         <w:pStyle w:val="Citationintense"/>
+        <w:jc w:val="both"/>
         <w:rPr>
           <w:b/>
           <w:bCs/>
@@ -19,13 +20,13 @@
           <w:lang w:val="fr-FR"/>
         </w:rPr>
         <w:drawing>
-          <wp:anchor distT="0" distB="0" distL="114300" distR="114300" simplePos="0" relativeHeight="251660288" behindDoc="0" locked="0" layoutInCell="1" allowOverlap="1" wp14:anchorId="15560EBE" wp14:editId="60B3CF13">
+          <wp:anchor distT="0" distB="0" distL="114300" distR="114300" simplePos="0" relativeHeight="251660288" behindDoc="0" locked="0" layoutInCell="1" allowOverlap="1" wp14:anchorId="15560EBE" wp14:editId="2A581352">
             <wp:simplePos x="0" y="0"/>
             <wp:positionH relativeFrom="column">
-              <wp:posOffset>5121405</wp:posOffset>
+              <wp:posOffset>5140325</wp:posOffset>
             </wp:positionH>
             <wp:positionV relativeFrom="paragraph">
-              <wp:posOffset>-734695</wp:posOffset>
+              <wp:posOffset>-785495</wp:posOffset>
             </wp:positionV>
             <wp:extent cx="1220975" cy="926934"/>
             <wp:effectExtent l="0" t="0" r="0" b="6985"/>
@@ -56,7 +57,7 @@
                   <pic:spPr>
                     <a:xfrm>
                       <a:off x="0" y="0"/>
-                      <a:ext cx="1230097" cy="933860"/>
+                      <a:ext cx="1220975" cy="926934"/>
                     </a:xfrm>
                     <a:prstGeom prst="rect">
                       <a:avLst/>
@@ -86,6 +87,7 @@
     <w:p>
       <w:pPr>
         <w:spacing w:line="240" w:lineRule="auto"/>
+        <w:jc w:val="both"/>
       </w:pPr>
       <w:r>
         <w:t>Évolution</w:t>
@@ -97,14 +99,30 @@
     <w:p>
       <w:pPr>
         <w:spacing w:line="240" w:lineRule="auto"/>
-      </w:pPr>
-      <w:r>
-        <w:t xml:space="preserve">Akieni Academy · Formation Data Science · </w:t>
+        <w:jc w:val="both"/>
+        <w:rPr>
+          <w:lang w:val="en-US"/>
+        </w:rPr>
+      </w:pPr>
+      <w:proofErr w:type="spellStart"/>
+      <w:r>
+        <w:rPr>
+          <w:lang w:val="en-US"/>
+        </w:rPr>
+        <w:t>Akieni</w:t>
+      </w:r>
+      <w:proofErr w:type="spellEnd"/>
+      <w:r>
+        <w:rPr>
+          <w:lang w:val="en-US"/>
+        </w:rPr>
+        <w:t xml:space="preserve"> Academy · Formation Data Science · </w:t>
       </w:r>
     </w:p>
     <w:p>
       <w:pPr>
         <w:spacing w:line="240" w:lineRule="auto"/>
+        <w:jc w:val="both"/>
       </w:pPr>
       <w:r>
         <w:t xml:space="preserve">Évaluation : Semaine 16 Membres : </w:t>
@@ -170,6 +188,7 @@
     <w:p>
       <w:pPr>
         <w:spacing w:line="240" w:lineRule="auto"/>
+        <w:jc w:val="both"/>
       </w:pPr>
     </w:p>
     <w:p>
@@ -179,6 +198,7 @@
           <w:ilvl w:val="0"/>
           <w:numId w:val="4"/>
         </w:numPr>
+        <w:jc w:val="both"/>
       </w:pPr>
       <w:r>
         <w:t>Introduction</w:t>
@@ -211,6 +231,7 @@
     <w:p>
       <w:pPr>
         <w:spacing w:line="240" w:lineRule="auto"/>
+        <w:jc w:val="both"/>
       </w:pPr>
       <w:r>
         <w:t>Ce rapport décrit l’évolution de</w:t>
@@ -285,6 +306,7 @@
     <w:p>
       <w:pPr>
         <w:spacing w:line="240" w:lineRule="auto"/>
+        <w:jc w:val="both"/>
       </w:pPr>
     </w:p>
     <w:p>
@@ -294,6 +316,7 @@
           <w:ilvl w:val="0"/>
           <w:numId w:val="4"/>
         </w:numPr>
+        <w:jc w:val="both"/>
       </w:pPr>
       <w:r>
         <w:t xml:space="preserve">Analyse et interprétation des graphiques </w:t>
@@ -302,6 +325,7 @@
     <w:p>
       <w:pPr>
         <w:pStyle w:val="Titre1"/>
+        <w:jc w:val="both"/>
       </w:pPr>
     </w:p>
     <w:p>
@@ -311,6 +335,7 @@
           <w:ilvl w:val="0"/>
           <w:numId w:val="2"/>
         </w:numPr>
+        <w:jc w:val="both"/>
       </w:pPr>
       <w:r>
         <w:t xml:space="preserve">Prévalence du VIH </w:t>
@@ -319,6 +344,7 @@
     <w:p>
       <w:pPr>
         <w:pStyle w:val="Paragraphedeliste"/>
+        <w:jc w:val="both"/>
       </w:pPr>
       <w:r>
         <w:t>La prévalence passe de 4,82 % en 1990 à un maximum de 5,23 % en 1993, puis diminue globalement pour atteindre 3,16 % en 2025. Entre 1990 et 2025, le recul est d’environ 1,66 point de pourcentage. La fin de période présente une évolution plus lente, proche de 3,2 %.</w:t>
@@ -327,6 +353,7 @@
     <w:p>
       <w:pPr>
         <w:pStyle w:val="Paragraphedeliste"/>
+        <w:jc w:val="both"/>
       </w:pPr>
     </w:p>
     <w:p>
@@ -336,6 +363,7 @@
           <w:ilvl w:val="0"/>
           <w:numId w:val="2"/>
         </w:numPr>
+        <w:jc w:val="both"/>
       </w:pPr>
       <w:r>
         <w:t xml:space="preserve">Connaissance du statut sérologique </w:t>
@@ -344,6 +372,7 @@
     <w:p>
       <w:pPr>
         <w:pStyle w:val="Paragraphedeliste"/>
+        <w:jc w:val="both"/>
       </w:pPr>
       <w:r>
         <w:t xml:space="preserve">L’effectif national estimé de personnes vivant avec le VIH connaissant leur statut passe de 31 506 en 2015 à 53 089 en 2025, soit une hausse d’environ 68,5 %. Après un léger recul en 2016, la tendance progresse, avec une hausse particulièrement visible en fin de période. </w:t>
@@ -352,6 +381,7 @@
     <w:p>
       <w:pPr>
         <w:pStyle w:val="Paragraphedeliste"/>
+        <w:jc w:val="both"/>
       </w:pPr>
     </w:p>
     <w:p>
@@ -361,12 +391,18 @@
           <w:ilvl w:val="0"/>
           <w:numId w:val="2"/>
         </w:numPr>
+        <w:jc w:val="both"/>
       </w:pPr>
       <w:r>
         <w:t xml:space="preserve">Couverture des traitements antirétroviraux La couverture ARV parmi l’ensemble des personnes vivant avec le VIH passe de 15,55 % en 2010 à 35,42 % en 2025, soit un gain d’environ 19,87 points. Malgré quelques fluctuations, la progression est globale et s’accentue en fin de période. </w:t>
       </w:r>
     </w:p>
-    <w:p/>
+    <w:p>
+      <w:pPr>
+        <w:pStyle w:val="Paragraphedeliste"/>
+        <w:jc w:val="both"/>
+      </w:pPr>
+    </w:p>
     <w:p>
       <w:pPr>
         <w:pStyle w:val="Paragraphedeliste"/>
@@ -374,6 +410,7 @@
           <w:ilvl w:val="0"/>
           <w:numId w:val="2"/>
         </w:numPr>
+        <w:jc w:val="both"/>
       </w:pPr>
       <w:r>
         <w:t xml:space="preserve">Nouvelles infections </w:t>
@@ -382,6 +419,7 @@
     <w:p>
       <w:pPr>
         <w:pStyle w:val="Paragraphedeliste"/>
+        <w:jc w:val="both"/>
       </w:pPr>
       <w:r>
         <w:t xml:space="preserve">Les nouvelles infections annuelles estimées passent d’environ 10 346 en 1990 à un minimum de 7 099 en 2007. Elles remontent ensuite globalement, avec des fluctuations, jusqu’à un maximum de 10 633 en 2022. Après une baisse en 2023 et 2024, elles atteignent 10 311 en 2025, contre 9 725 en 2024. Le niveau de 2025 est proche de celui de 1990. </w:t>
@@ -390,6 +428,7 @@
     <w:p>
       <w:pPr>
         <w:pStyle w:val="Paragraphedeliste"/>
+        <w:jc w:val="both"/>
       </w:pPr>
     </w:p>
     <w:p>
@@ -399,6 +438,7 @@
           <w:ilvl w:val="0"/>
           <w:numId w:val="2"/>
         </w:numPr>
+        <w:jc w:val="both"/>
       </w:pPr>
       <w:r>
         <w:t xml:space="preserve">Mortalité liée au sida </w:t>
@@ -407,15 +447,20 @@
     <w:p>
       <w:pPr>
         <w:pStyle w:val="Paragraphedeliste"/>
-      </w:pPr>
+        <w:jc w:val="both"/>
+      </w:pPr>
+      <w:r>
+        <w:t xml:space="preserve">Les décès estimés passent d’environ 3 247 en 1990 à un pic de 7 699 en 2004. La trajectoire présente ensuite une baisse, une remontée intermédiaire, puis une diminution récente. Le </w:t>
+      </w:r>
       <w:r>
         <w:lastRenderedPageBreak/>
-        <w:t xml:space="preserve">Les décès estimés passent d’environ 3 247 en 1990 à un pic de 7 699 en 2004. La trajectoire présente ensuite une baisse, une remontée intermédiaire, puis une diminution récente. Le nombre atteint 5 607 en 2025, soit environ un nombre de décès moins que le pic de 2004. La baisse récente est encourageante, mais la mortalité reste supérieure au niveau de 1990. </w:t>
-      </w:r>
-    </w:p>
-    <w:p>
-      <w:pPr>
-        <w:pStyle w:val="Paragraphedeliste"/>
+        <w:t xml:space="preserve">nombre atteint 5 607 en 2025, soit environ un nombre de décès moins que le pic de 2004. La baisse récente est encourageante, mais la mortalité reste supérieure au niveau de 1990. </w:t>
+      </w:r>
+    </w:p>
+    <w:p>
+      <w:pPr>
+        <w:pStyle w:val="Paragraphedeliste"/>
+        <w:jc w:val="both"/>
       </w:pPr>
     </w:p>
     <w:p>
@@ -425,17 +470,16 @@
           <w:ilvl w:val="0"/>
           <w:numId w:val="2"/>
         </w:numPr>
-      </w:pPr>
-      <w:r>
-        <w:t>Prédominance</w:t>
-      </w:r>
-      <w:r>
-        <w:t xml:space="preserve"> selon le sexe</w:t>
-      </w:r>
-    </w:p>
-    <w:p>
-      <w:pPr>
-        <w:pStyle w:val="Paragraphedeliste"/>
+        <w:jc w:val="both"/>
+      </w:pPr>
+      <w:r>
+        <w:t>Prédominance selon le sexe</w:t>
+      </w:r>
+    </w:p>
+    <w:p>
+      <w:pPr>
+        <w:pStyle w:val="Paragraphedeliste"/>
+        <w:jc w:val="both"/>
       </w:pPr>
       <w:r>
         <w:t xml:space="preserve">Les femmes représentent environ 73 894 personnes vivant avec le VIH en 2025, contre 26 661 hommes, soit environ 2,77 fois l’effectif masculin. </w:t>
@@ -444,6 +488,7 @@
     <w:p>
       <w:pPr>
         <w:pStyle w:val="Paragraphedeliste"/>
+        <w:jc w:val="both"/>
       </w:pPr>
     </w:p>
     <w:p>
@@ -454,6 +499,7 @@
           <w:numId w:val="2"/>
         </w:numPr>
         <w:spacing w:line="240" w:lineRule="auto"/>
+        <w:jc w:val="both"/>
       </w:pPr>
       <w:r>
         <w:t xml:space="preserve">Répartition par groupe d’âge </w:t>
@@ -463,6 +509,7 @@
       <w:pPr>
         <w:pStyle w:val="Paragraphedeliste"/>
         <w:spacing w:line="240" w:lineRule="auto"/>
+        <w:jc w:val="both"/>
       </w:pPr>
       <w:r>
         <w:t>En 2025, 11 508 personnes vivant avec le VIH chez les 0–14 ans, 19 801 chez les 15–24 ans et 100 555 chez les 15–49 ans.</w:t>
@@ -471,11 +518,13 @@
     <w:p>
       <w:pPr>
         <w:pStyle w:val="Titre1"/>
+        <w:jc w:val="both"/>
       </w:pPr>
     </w:p>
     <w:p>
       <w:pPr>
         <w:pStyle w:val="Titre1"/>
+        <w:jc w:val="both"/>
       </w:pPr>
       <w:r>
         <w:t>I</w:t>
@@ -491,6 +540,7 @@
       <w:pPr>
         <w:pStyle w:val="Paragraphedeliste"/>
         <w:spacing w:line="240" w:lineRule="auto"/>
+        <w:jc w:val="both"/>
       </w:pPr>
     </w:p>
     <w:p>
@@ -501,6 +551,7 @@
           <w:numId w:val="5"/>
         </w:numPr>
         <w:spacing w:line="240" w:lineRule="auto"/>
+        <w:jc w:val="both"/>
       </w:pPr>
       <w:r>
         <w:t xml:space="preserve">Intensifier les efforts dans les </w:t>
@@ -509,13 +560,7 @@
         <w:t>stratégies</w:t>
       </w:r>
       <w:r>
-        <w:t xml:space="preserve"> de </w:t>
-      </w:r>
-      <w:r>
-        <w:t xml:space="preserve">prévention </w:t>
-      </w:r>
-      <w:r>
-        <w:t xml:space="preserve">de </w:t>
+        <w:t xml:space="preserve"> de prévention de </w:t>
       </w:r>
       <w:r>
         <w:t>façon</w:t>
@@ -577,6 +622,7 @@
         <w:pStyle w:val="Paragraphedeliste"/>
         <w:spacing w:line="240" w:lineRule="auto"/>
         <w:ind w:left="1130"/>
+        <w:jc w:val="both"/>
       </w:pPr>
       <w:r>
         <w:t>La persistance des nouvelles infections appelle une prévention combinée :</w:t>
@@ -623,6 +669,7 @@
         <w:pStyle w:val="Paragraphedeliste"/>
         <w:spacing w:line="240" w:lineRule="auto"/>
         <w:ind w:left="1130"/>
+        <w:jc w:val="both"/>
       </w:pPr>
     </w:p>
     <w:p>
@@ -633,6 +680,7 @@
           <w:numId w:val="5"/>
         </w:numPr>
         <w:spacing w:line="240" w:lineRule="auto"/>
+        <w:jc w:val="both"/>
       </w:pPr>
       <w:r>
         <w:t>Améliorer le diagnostic et l’entrée dans les soins</w:t>
@@ -652,6 +700,7 @@
           <w:numId w:val="5"/>
         </w:numPr>
         <w:spacing w:line="240" w:lineRule="auto"/>
+        <w:jc w:val="both"/>
       </w:pPr>
       <w:r>
         <w:t xml:space="preserve">Inclure des </w:t>
@@ -719,6 +768,7 @@
         <w:pStyle w:val="Paragraphedeliste"/>
         <w:spacing w:line="240" w:lineRule="auto"/>
         <w:ind w:left="1130"/>
+        <w:jc w:val="both"/>
       </w:pPr>
     </w:p>
     <w:p>
@@ -729,6 +779,7 @@
           <w:numId w:val="5"/>
         </w:numPr>
         <w:spacing w:line="240" w:lineRule="auto"/>
+        <w:jc w:val="both"/>
       </w:pPr>
       <w:r>
         <w:t xml:space="preserve"> Étendre la couverture ARV et assurer </w:t>
@@ -770,45 +821,57 @@
     <w:p>
       <w:pPr>
         <w:pStyle w:val="Paragraphedeliste"/>
-      </w:pPr>
-    </w:p>
-    <w:p>
-      <w:pPr>
-        <w:pStyle w:val="Paragraphedeliste"/>
-      </w:pPr>
-    </w:p>
-    <w:p>
-      <w:pPr>
-        <w:pStyle w:val="Paragraphedeliste"/>
-      </w:pPr>
-    </w:p>
-    <w:p>
-      <w:pPr>
-        <w:pStyle w:val="Paragraphedeliste"/>
-      </w:pPr>
-    </w:p>
-    <w:p>
-      <w:pPr>
-        <w:pStyle w:val="Paragraphedeliste"/>
-      </w:pPr>
-    </w:p>
-    <w:p>
-      <w:pPr>
-        <w:pStyle w:val="Paragraphedeliste"/>
+        <w:jc w:val="both"/>
+      </w:pPr>
+    </w:p>
+    <w:p>
+      <w:pPr>
+        <w:pStyle w:val="Paragraphedeliste"/>
+        <w:jc w:val="both"/>
+      </w:pPr>
+    </w:p>
+    <w:p>
+      <w:pPr>
+        <w:pStyle w:val="Paragraphedeliste"/>
+        <w:jc w:val="both"/>
+      </w:pPr>
+    </w:p>
+    <w:p>
+      <w:pPr>
+        <w:pStyle w:val="Paragraphedeliste"/>
+        <w:jc w:val="both"/>
+      </w:pPr>
+    </w:p>
+    <w:p>
+      <w:pPr>
+        <w:pStyle w:val="Paragraphedeliste"/>
+        <w:jc w:val="both"/>
+      </w:pPr>
+    </w:p>
+    <w:p>
+      <w:pPr>
+        <w:pStyle w:val="Paragraphedeliste"/>
+        <w:jc w:val="both"/>
       </w:pPr>
     </w:p>
     <w:p>
       <w:pPr>
         <w:pStyle w:val="Titre1"/>
-      </w:pPr>
-      <w:r>
+        <w:jc w:val="both"/>
+      </w:pPr>
+      <w:r>
+        <w:lastRenderedPageBreak/>
         <w:t>I</w:t>
       </w:r>
       <w:r>
         <w:t>V. Limites de l’analyse</w:t>
       </w:r>
     </w:p>
-    <w:p/>
+    <w:p>
+      <w:pPr>
+        <w:jc w:val="both"/>
+      </w:pPr>
+    </w:p>
     <w:p>
       <w:pPr>
         <w:pStyle w:val="Paragraphedeliste"/>
@@ -816,6 +879,7 @@
           <w:ilvl w:val="0"/>
           <w:numId w:val="7"/>
         </w:numPr>
+        <w:jc w:val="both"/>
       </w:pPr>
       <w:r>
         <w:t>Suppression virale indisponible</w:t>
@@ -824,7 +888,11 @@
         <w:t> : Difficultés a évaluer/apprécier le taux de suppression virale du fait de la non disponibilité des données sur la charge virale (nombre ou proportion de personnes sous traitement ARV ayant retiré leur charge virale ou ayant un examen de charge virale dite supprimées)</w:t>
       </w:r>
     </w:p>
-    <w:p/>
+    <w:p>
+      <w:pPr>
+        <w:jc w:val="both"/>
+      </w:pPr>
+    </w:p>
     <w:p>
       <w:pPr>
         <w:pStyle w:val="Paragraphedeliste"/>
@@ -832,6 +900,7 @@
           <w:ilvl w:val="0"/>
           <w:numId w:val="7"/>
         </w:numPr>
+        <w:jc w:val="both"/>
       </w:pPr>
       <w:r>
         <w:t>Répartition</w:t>
@@ -864,6 +933,7 @@
     <w:p>
       <w:pPr>
         <w:pStyle w:val="Paragraphedeliste"/>
+        <w:jc w:val="both"/>
       </w:pPr>
     </w:p>
     <w:p>
@@ -873,6 +943,7 @@
           <w:ilvl w:val="0"/>
           <w:numId w:val="7"/>
         </w:numPr>
+        <w:jc w:val="both"/>
       </w:pPr>
       <w:r>
         <w:t xml:space="preserve">Difficultés a mesurer le </w:t>
@@ -959,11 +1030,13 @@
     <w:p>
       <w:pPr>
         <w:pStyle w:val="Paragraphedeliste"/>
+        <w:jc w:val="both"/>
       </w:pPr>
     </w:p>
     <w:p>
       <w:pPr>
         <w:pStyle w:val="Titre1"/>
+        <w:jc w:val="both"/>
       </w:pPr>
       <w:r>
         <w:t>Annexe</w:t>
@@ -973,6 +1046,9 @@
       </w:r>
     </w:p>
     <w:p>
+      <w:pPr>
+        <w:jc w:val="both"/>
+      </w:pPr>
       <w:r>
         <w:rPr>
           <w:noProof/>
@@ -1034,30 +1110,75 @@
         </w:drawing>
       </w:r>
     </w:p>
-    <w:p/>
-    <w:p/>
-    <w:p/>
-    <w:p/>
-    <w:p/>
-    <w:p/>
-    <w:p/>
-    <w:p/>
-    <w:p/>
-    <w:p/>
-    <w:p/>
-    <w:p>
-      <w:pPr>
-        <w:jc w:val="right"/>
-      </w:pPr>
-    </w:p>
-    <w:p>
-      <w:pPr>
-        <w:jc w:val="right"/>
+    <w:p>
+      <w:pPr>
+        <w:jc w:val="both"/>
+      </w:pPr>
+    </w:p>
+    <w:p>
+      <w:pPr>
+        <w:jc w:val="both"/>
+      </w:pPr>
+    </w:p>
+    <w:p>
+      <w:pPr>
+        <w:jc w:val="both"/>
+      </w:pPr>
+    </w:p>
+    <w:p>
+      <w:pPr>
+        <w:jc w:val="both"/>
+      </w:pPr>
+    </w:p>
+    <w:p>
+      <w:pPr>
+        <w:jc w:val="both"/>
+      </w:pPr>
+    </w:p>
+    <w:p>
+      <w:pPr>
+        <w:jc w:val="both"/>
+      </w:pPr>
+    </w:p>
+    <w:p>
+      <w:pPr>
+        <w:jc w:val="both"/>
+      </w:pPr>
+    </w:p>
+    <w:p>
+      <w:pPr>
+        <w:jc w:val="both"/>
+      </w:pPr>
+    </w:p>
+    <w:p>
+      <w:pPr>
+        <w:jc w:val="both"/>
+      </w:pPr>
+    </w:p>
+    <w:p>
+      <w:pPr>
+        <w:jc w:val="both"/>
+      </w:pPr>
+    </w:p>
+    <w:p>
+      <w:pPr>
+        <w:jc w:val="both"/>
+      </w:pPr>
+    </w:p>
+    <w:p>
+      <w:pPr>
+        <w:jc w:val="both"/>
+      </w:pPr>
+    </w:p>
+    <w:p>
+      <w:pPr>
+        <w:jc w:val="both"/>
       </w:pPr>
       <w:r>
         <w:rPr>
           <w:noProof/>
         </w:rPr>
+        <w:lastRenderedPageBreak/>
         <w:drawing>
           <wp:anchor distT="0" distB="0" distL="114300" distR="114300" simplePos="0" relativeHeight="251659264" behindDoc="0" locked="0" layoutInCell="1" allowOverlap="1" wp14:anchorId="2ED28A20" wp14:editId="0AE66E1B">
             <wp:simplePos x="0" y="0"/>
@@ -1117,7 +1238,7 @@
     </w:p>
     <w:p>
       <w:pPr>
-        <w:jc w:val="right"/>
+        <w:jc w:val="both"/>
       </w:pPr>
     </w:p>
     <w:sectPr>
@@ -1131,7 +1252,7 @@
 </file>
 
 <file path=word/numbering.xml><?xml version="1.0" encoding="utf-8"?>
-<w:numbering xmlns:wpc="http://schemas.microsoft.com/office/word/2010/wordprocessingCanvas" xmlns:cx="http://schemas.microsoft.com/office/drawing/2014/chartex" xmlns:cx1="http://schemas.microsoft.com/office/drawing/2015/9/8/chartex" xmlns:cx2="http://schemas.microsoft.com/office/drawing/2015/10/21/chartex" xmlns:cx3="http://schemas.microsoft.com/office/drawing/2016/5/9/chartex" xmlns:cx4="http://schemas.microsoft.com/office/drawing/2016/5/10/chartex" xmlns:cx5="http://schemas.microsoft.com/office/drawing/2016/5/11/chartex" xmlns:cx6="http://schemas.microsoft.com/office/drawing/2016/5/12/chartex" xmlns:cx7="http://schemas.microsoft.com/office/drawing/2016/5/13/chartex" xmlns:cx8="http://schemas.microsoft.com/office/drawing/2016/5/14/chartex" xmlns:mc="http://schemas.openxmlformats.org/markup-compatibility/2006" xmlns:aink="http://schemas.microsoft.com/office/drawing/2016/ink" xmlns:am3d="http://schemas.microsoft.com/office/drawing/2017/model3d" xmlns:o="urn:schemas-microsoft-com:office:office" xmlns:r="http://schemas.openxmlformats.org/officeDocument/2006/relationships" xmlns:m="http://schemas.openxmlformats.org/officeDocument/2006/math" xmlns:v="urn:schemas-microsoft-com:vml" xmlns:wp14="http://schemas.microsoft.com/office/word/2010/wordprocessingDrawing" xmlns:wp="http://schemas.openxmlformats.org/drawingml/2006/wordprocessingDrawing" xmlns:w10="urn:schemas-microsoft-com:office:word" xmlns:w="http://schemas.openxmlformats.org/wordprocessingml/2006/main" xmlns:w14="http://schemas.microsoft.com/office/word/2010/wordml" xmlns:w15="http://schemas.microsoft.com/office/word/2012/wordml" xmlns:w16cex="http://schemas.microsoft.com/office/word/2018/wordml/cex" xmlns:w16cid="http://schemas.microsoft.com/office/word/2016/wordml/cid" xmlns:w16="http://schemas.microsoft.com/office/word/2018/wordml" xmlns:w16sdtdh="http://schemas.microsoft.com/office/word/2020/wordml/sdtdatahash" xmlns:w16se="http://schemas.microsoft.com/office/word/2015/wordml/symex" xmlns:wpg="http://schemas.microsoft.com/office/word/2010/wordprocessingGroup" xmlns:wpi="http://schemas.microsoft.com/office/word/2010/wordprocessingInk" xmlns:wne="http://schemas.microsoft.com/office/word/2006/wordml" xmlns:wps="http://schemas.microsoft.com/office/word/2010/wordprocessingShape" mc:Ignorable="w14 w15 w16se w16cid w16 w16cex w16sdtdh wp14">
+<w:numbering xmlns:wpc="http://schemas.microsoft.com/office/word/2010/wordprocessingCanvas" xmlns:cx="http://schemas.microsoft.com/office/drawing/2014/chartex" xmlns:cx1="http://schemas.microsoft.com/office/drawing/2015/9/8/chartex" xmlns:cx2="http://schemas.microsoft.com/office/drawing/2015/10/21/chartex" xmlns:cx3="http://schemas.microsoft.com/office/drawing/2016/5/9/chartex" xmlns:cx4="http://schemas.microsoft.com/office/drawing/2016/5/10/chartex" xmlns:cx5="http://schemas.microsoft.com/office/drawing/2016/5/11/chartex" xmlns:cx6="http://schemas.microsoft.com/office/drawing/2016/5/12/chartex" xmlns:cx7="http://schemas.microsoft.com/office/drawing/2016/5/13/chartex" xmlns:cx8="http://schemas.microsoft.com/office/drawing/2016/5/14/chartex" xmlns:mc="http://schemas.openxmlformats.org/markup-compatibility/2006" xmlns:aink="http://schemas.microsoft.com/office/drawing/2016/ink" xmlns:am3d="http://schemas.microsoft.com/office/drawing/2017/model3d" xmlns:o="urn:schemas-microsoft-com:office:office" xmlns:oel="http://schemas.microsoft.com/office/2019/extlst" xmlns:r="http://schemas.openxmlformats.org/officeDocument/2006/relationships" xmlns:m="http://schemas.openxmlformats.org/officeDocument/2006/math" xmlns:v="urn:schemas-microsoft-com:vml" xmlns:wp14="http://schemas.microsoft.com/office/word/2010/wordprocessingDrawing" xmlns:wp="http://schemas.openxmlformats.org/drawingml/2006/wordprocessingDrawing" xmlns:w10="urn:schemas-microsoft-com:office:word" xmlns:w="http://schemas.openxmlformats.org/wordprocessingml/2006/main" xmlns:w14="http://schemas.microsoft.com/office/word/2010/wordml" xmlns:w15="http://schemas.microsoft.com/office/word/2012/wordml" xmlns:w16cex="http://schemas.microsoft.com/office/word/2018/wordml/cex" xmlns:w16cid="http://schemas.microsoft.com/office/word/2016/wordml/cid" xmlns:w16="http://schemas.microsoft.com/office/word/2018/wordml" xmlns:w16du="http://schemas.microsoft.com/office/word/2023/wordml/word16du" xmlns:w16sdtdh="http://schemas.microsoft.com/office/word/2020/wordml/sdtdatahash" xmlns:w16sdtfl="http://schemas.microsoft.com/office/word/2024/wordml/sdtformatlock" xmlns:w16se="http://schemas.microsoft.com/office/word/2015/wordml/symex" xmlns:wpg="http://schemas.microsoft.com/office/word/2010/wordprocessingGroup" xmlns:wpi="http://schemas.microsoft.com/office/word/2010/wordprocessingInk" xmlns:wne="http://schemas.microsoft.com/office/word/2006/wordml" xmlns:wps="http://schemas.microsoft.com/office/word/2010/wordprocessingShape" mc:Ignorable="w14 w15 w16se w16cid w16 w16cex w16sdtdh w16sdtfl w16du wp14">
   <w:abstractNum w:abstractNumId="0" w15:restartNumberingAfterBreak="0">
     <w:nsid w:val="02C57A1F"/>
     <w:multiLevelType w:val="hybridMultilevel"/>
@@ -1746,32 +1867,32 @@
       </w:pPr>
     </w:lvl>
   </w:abstractNum>
-  <w:num w:numId="1">
+  <w:num w:numId="1" w16cid:durableId="1958563339">
     <w:abstractNumId w:val="0"/>
   </w:num>
-  <w:num w:numId="2">
+  <w:num w:numId="2" w16cid:durableId="1881740775">
     <w:abstractNumId w:val="1"/>
   </w:num>
-  <w:num w:numId="3">
+  <w:num w:numId="3" w16cid:durableId="1522430696">
     <w:abstractNumId w:val="2"/>
   </w:num>
-  <w:num w:numId="4">
+  <w:num w:numId="4" w16cid:durableId="1828597142">
     <w:abstractNumId w:val="3"/>
   </w:num>
-  <w:num w:numId="5">
+  <w:num w:numId="5" w16cid:durableId="1343777240">
     <w:abstractNumId w:val="4"/>
   </w:num>
-  <w:num w:numId="6">
+  <w:num w:numId="6" w16cid:durableId="359357355">
     <w:abstractNumId w:val="5"/>
   </w:num>
-  <w:num w:numId="7">
+  <w:num w:numId="7" w16cid:durableId="1752695754">
     <w:abstractNumId w:val="6"/>
   </w:num>
 </w:numbering>
 </file>
 
 <file path=word/styles.xml><?xml version="1.0" encoding="utf-8"?>
-<w:styles xmlns:mc="http://schemas.openxmlformats.org/markup-compatibility/2006" xmlns:r="http://schemas.openxmlformats.org/officeDocument/2006/relationships" xmlns:w="http://schemas.openxmlformats.org/wordprocessingml/2006/main" xmlns:w14="http://schemas.microsoft.com/office/word/2010/wordml" xmlns:w15="http://schemas.microsoft.com/office/word/2012/wordml" xmlns:w16cex="http://schemas.microsoft.com/office/word/2018/wordml/cex" xmlns:w16cid="http://schemas.microsoft.com/office/word/2016/wordml/cid" xmlns:w16="http://schemas.microsoft.com/office/word/2018/wordml" xmlns:w16sdtdh="http://schemas.microsoft.com/office/word/2020/wordml/sdtdatahash" xmlns:w16se="http://schemas.microsoft.com/office/word/2015/wordml/symex" mc:Ignorable="w14 w15 w16se w16cid w16 w16cex w16sdtdh">
+<w:styles xmlns:mc="http://schemas.openxmlformats.org/markup-compatibility/2006" xmlns:r="http://schemas.openxmlformats.org/officeDocument/2006/relationships" xmlns:w="http://schemas.openxmlformats.org/wordprocessingml/2006/main" xmlns:w14="http://schemas.microsoft.com/office/word/2010/wordml" xmlns:w15="http://schemas.microsoft.com/office/word/2012/wordml" xmlns:w16cex="http://schemas.microsoft.com/office/word/2018/wordml/cex" xmlns:w16cid="http://schemas.microsoft.com/office/word/2016/wordml/cid" xmlns:w16="http://schemas.microsoft.com/office/word/2018/wordml" xmlns:w16du="http://schemas.microsoft.com/office/word/2023/wordml/word16du" xmlns:w16sdtdh="http://schemas.microsoft.com/office/word/2020/wordml/sdtdatahash" xmlns:w16sdtfl="http://schemas.microsoft.com/office/word/2024/wordml/sdtformatlock" xmlns:w16se="http://schemas.microsoft.com/office/word/2015/wordml/symex" mc:Ignorable="w14 w15 w16se w16cid w16 w16cex w16sdtdh w16sdtfl w16du">
   <w:docDefaults>
     <w:rPrDefault>
       <w:rPr>
@@ -2196,6 +2317,7 @@
   <w:style w:type="character" w:default="1" w:styleId="Policepardfaut">
     <w:name w:val="Default Paragraph Font"/>
     <w:uiPriority w:val="1"/>
+    <w:semiHidden/>
     <w:unhideWhenUsed/>
   </w:style>
   <w:style w:type="table" w:default="1" w:styleId="TableauNormal">
